--- a/examples/transf/doc/10-cleaning-na-removal.docx
+++ b/examples/transf/doc/10-cleaning-na-removal.docx
@@ -13,7 +13,7 @@
         <w:t xml:space="preserve"> </w:t>
       </w:r>
       <w:r>
-        <w:t xml:space="preserve">- NA removal: use</w:t>
+        <w:t xml:space="preserve">-</w:t>
       </w:r>
       <w:r>
         <w:t xml:space="preserve"> </w:t>
@@ -22,13 +22,10 @@
         <w:rPr>
           <w:rStyle w:val="VerbatimChar"/>
         </w:rPr>
-        <w:t xml:space="preserve">na.omit</w:t>
-      </w:r>
-      <w:r>
-        <w:t xml:space="preserve"> </w:t>
-      </w:r>
-      <w:r>
-        <w:t xml:space="preserve">to drop instances with missing values. Useful for initial cleanup when imputation is not desired.</w:t>
+        <w:t xml:space="preserve">na_removal</w:t>
+      </w:r>
+      <w:r>
+        <w:t xml:space="preserve">: drops rows with missing values. Useful for initial cleanup when imputation is not desired.</w:t>
       </w:r>
       <w:r>
         <w:t xml:space="preserve"> </w:t>
@@ -510,6 +507,14 @@
     </w:p>
     <w:p>
       <w:pPr>
+        <w:pStyle w:val="FirstParagraph"/>
+      </w:pPr>
+      <w:r>
+        <w:t xml:space="preserve">Apply the DAL transformation object instead of calling a base helper directly.</w:t>
+      </w:r>
+    </w:p>
+    <w:p>
+      <w:pPr>
         <w:pStyle w:val="SourceCode"/>
       </w:pPr>
       <w:r>
@@ -528,6 +533,39 @@
         <w:rPr>
           <w:rStyle w:val="NormalTok"/>
         </w:rPr>
+        <w:t xml:space="preserve">tr </w:t>
+      </w:r>
+      <w:r>
+        <w:rPr>
+          <w:rStyle w:val="OtherTok"/>
+        </w:rPr>
+        <w:t xml:space="preserve">&lt;-</w:t>
+      </w:r>
+      <w:r>
+        <w:rPr>
+          <w:rStyle w:val="NormalTok"/>
+        </w:rPr>
+        <w:t xml:space="preserve"> </w:t>
+      </w:r>
+      <w:r>
+        <w:rPr>
+          <w:rStyle w:val="FunctionTok"/>
+        </w:rPr>
+        <w:t xml:space="preserve">na_removal</w:t>
+      </w:r>
+      <w:r>
+        <w:rPr>
+          <w:rStyle w:val="NormalTok"/>
+        </w:rPr>
+        <w:t xml:space="preserve">()</w:t>
+      </w:r>
+      <w:r>
+        <w:br/>
+      </w:r>
+      <w:r>
+        <w:rPr>
+          <w:rStyle w:val="NormalTok"/>
+        </w:rPr>
         <w:t xml:space="preserve">iris.na.omit </w:t>
       </w:r>
       <w:r>
@@ -546,13 +584,13 @@
         <w:rPr>
           <w:rStyle w:val="FunctionTok"/>
         </w:rPr>
-        <w:t xml:space="preserve">na.omit</w:t>
-      </w:r>
-      <w:r>
-        <w:rPr>
-          <w:rStyle w:val="NormalTok"/>
-        </w:rPr>
-        <w:t xml:space="preserve">(iris.na)</w:t>
+        <w:t xml:space="preserve">transform</w:t>
+      </w:r>
+      <w:r>
+        <w:rPr>
+          <w:rStyle w:val="NormalTok"/>
+        </w:rPr>
+        <w:t xml:space="preserve">(tr, iris.na)</w:t>
       </w:r>
       <w:r>
         <w:br/>
